--- a/public/forms/行政/强制隔离戒毒延长强制隔离戒毒决定书.docx
+++ b/public/forms/行政/强制隔离戒毒延长强制隔离戒毒决定书.docx
@@ -2,931 +2,252 @@
 <file path=word/document.xml><?xml version="1.0" encoding="utf-8"?>
 <w:document xmlns:wpc="http://schemas.microsoft.com/office/word/2010/wordprocessingCanvas" xmlns:mo="http://schemas.microsoft.com/office/mac/office/2008/main" xmlns:mc="http://schemas.openxmlformats.org/markup-compatibility/2006" xmlns:mv="urn:schemas-microsoft-com:mac:vml" xmlns:o="urn:schemas-microsoft-com:office:office" xmlns:r="http://schemas.openxmlformats.org/officeDocument/2006/relationships" xmlns:m="http://schemas.openxmlformats.org/officeDocument/2006/math" xmlns:v="urn:schemas-microsoft-com:vml" xmlns:wp14="http://schemas.microsoft.com/office/word/2010/wordprocessingDrawing" xmlns:wp="http://schemas.openxmlformats.org/drawingml/2006/wordprocessingDrawing" xmlns:w10="urn:schemas-microsoft-com:office:word" xmlns:w="http://schemas.openxmlformats.org/wordprocessingml/2006/main" xmlns:w14="http://schemas.microsoft.com/office/word/2010/wordml" xmlns:wpg="http://schemas.microsoft.com/office/word/2010/wordprocessingGroup" xmlns:wpi="http://schemas.microsoft.com/office/word/2010/wordprocessingInk" xmlns:wne="http://schemas.microsoft.com/office/word/2006/wordml" xmlns:wps="http://schemas.microsoft.com/office/word/2010/wordprocessingShape" mc:Ignorable="w14 wp14">
   <w:body>
-    <w:tbl>
-      <w:tblPr>
-        <w:tblW w:w="9671" w:type="dxa"/>
-        <w:jc w:val="start"/>
-        <w:tblInd w:w="0" w:type="dxa"/>
-        <w:tblLayout w:type="fixed"/>
-        <w:tblCellMar>
-          <w:top w:w="0" w:type="dxa"/>
-          <w:start w:w="108" w:type="dxa"/>
-          <w:bottom w:w="0" w:type="dxa"/>
-          <w:end w:w="108" w:type="dxa"/>
-        </w:tblCellMar>
-      </w:tblPr>
-      <w:tblGrid>
-        <w:gridCol w:w="9671"/>
-      </w:tblGrid>
-      <w:tr>
-        <w:trPr>
-          <w:trHeight w:val="12025" w:hRule="atLeast"/>
-        </w:trPr>
-        <w:tc>
-          <w:tcPr>
-            <w:tcW w:w="9671" w:type="dxa"/>
-            <w:tcBorders>
-              <w:top w:val="single" w:sz="4" w:space="0" w:color="000000"/>
-              <w:start w:val="single" w:sz="4" w:space="0" w:color="000000"/>
-              <w:bottom w:val="single" w:sz="4" w:space="0" w:color="000000"/>
-              <w:end w:val="single" w:sz="4" w:space="0" w:color="000000"/>
-            </w:tcBorders>
-          </w:tcPr>
-          <w:p>
-            <w:pPr>
-              <w:pStyle w:val="Normal"/>
-              <w:spacing w:lineRule="exact" w:line="600"/>
-              <w:jc w:val="center"/>
-              <w:rPr>
-                <w:rFonts w:ascii="宋体" w:hAnsi="宋体" w:eastAsia="宋体" w:cs="宋体" w:hint="eastAsia"/>
-                <w:sz w:val="36"/>
-                <w:szCs w:val="36"/>
-              </w:rPr>
-            </w:pPr>
-            <w:r>
-              <w:rPr>
-                <w:rFonts w:ascii="宋体" w:hAnsi="宋体" w:cs="宋体" w:hint="eastAsia" w:eastAsia="宋体"/>
-                <w:sz w:val="36"/>
-                <w:szCs w:val="36"/>
-              </w:rPr>
-              <w:t>沂源县公安局</w:t>
-            </w:r>
-          </w:p>
-          <w:p>
-            <w:pPr>
-              <w:pStyle w:val="Normal"/>
-              <w:spacing w:lineRule="exact" w:line="600"/>
-              <w:jc w:val="center"/>
-              <w:rPr>
-                <w:rFonts w:ascii="方正小标宋简体;黑体" w:hAnsi="方正小标宋简体;黑体" w:eastAsia="方正小标宋简体;黑体" w:cs="宋体" w:hint="eastAsia"/>
-                <w:sz w:val="44"/>
-                <w:szCs w:val="44"/>
-              </w:rPr>
-            </w:pPr>
-            <w:r>
-              <w:rPr>
-                <w:rFonts w:ascii="方正小标宋简体;黑体" w:hAnsi="方正小标宋简体;黑体" w:cs="宋体" w:hint="eastAsia" w:eastAsia="方正小标宋简体;黑体"/>
-                <w:sz w:val="44"/>
-                <w:szCs w:val="44"/>
-              </w:rPr>
-              <w:t>强制隔离戒毒</w:t>
-            </w:r>
-            <w:r>
-              <w:rPr>
-                <w:rFonts w:eastAsia="方正小标宋简体;黑体" w:cs="宋体" w:hint="eastAsia" w:ascii="方正小标宋简体;黑体" w:hAnsi="方正小标宋简体;黑体"/>
-                <w:sz w:val="44"/>
-                <w:szCs w:val="44"/>
-              </w:rPr>
-              <w:t>/</w:t>
-            </w:r>
-            <w:r>
-              <w:rPr>
-                <w:rFonts w:ascii="方正小标宋简体;黑体" w:hAnsi="方正小标宋简体;黑体" w:cs="宋体" w:hint="eastAsia" w:eastAsia="方正小标宋简体;黑体"/>
-                <w:sz w:val="44"/>
-                <w:szCs w:val="44"/>
-              </w:rPr>
-              <w:t>延长强制隔离戒毒决定书</w:t>
-            </w:r>
-          </w:p>
-          <w:p>
-            <w:pPr>
-              <w:pStyle w:val="Normal"/>
-              <w:spacing w:lineRule="exact" w:line="600"/>
-              <w:jc w:val="end"/>
-              <w:rPr>
-                <w:rFonts w:hint="eastAsia"/>
-              </w:rPr>
-            </w:pPr>
-            <w:r>
-              <w:rPr>
-                <w:rFonts w:hint="eastAsia"/>
-              </w:rPr>
-              <w:t>源公（经）强戒决字〔    〕   号</w:t>
-            </w:r>
-          </w:p>
-          <w:p>
-            <w:pPr>
-              <w:pStyle w:val="Normal"/>
-              <w:spacing w:lineRule="exact" w:line="420"/>
-              <w:jc w:val="end"/>
-              <w:rPr>
-                <w:rFonts w:hint="eastAsia"/>
-              </w:rPr>
-            </w:pPr>
-            <w:r>
-              <w:rPr>
-                <w:rFonts w:hint="eastAsia"/>
-              </w:rPr>
-            </w:r>
-          </w:p>
-          <w:p>
-            <w:pPr>
-              <w:pStyle w:val="Normal"/>
-              <w:spacing w:lineRule="exact" w:line="400"/>
-              <w:ind w:firstLineChars="200" w:startChars="0" w:start="0" w:endChars="0" w:end="0"/>
-              <w:rPr>
-                <w:rFonts w:hint="eastAsia"/>
-              </w:rPr>
-            </w:pPr>
-            <w:r>
-              <w:rPr>
-                <w:rFonts w:hint="eastAsia"/>
-              </w:rPr>
-              <w:t>违法行为人</w:t>
-            </w:r>
-            <w:r>
-              <w:rPr>
-                <w:rFonts w:hint="eastAsia"/>
-                <w:u w:val="single"/>
-              </w:rPr>
-              <w:t xml:space="preserve">          </w:t>
-            </w:r>
-            <w:r>
-              <w:rPr>
-                <w:rFonts w:hint="eastAsia"/>
-              </w:rPr>
-              <w:t>性别</w:t>
-            </w:r>
-            <w:r>
-              <w:rPr>
-                <w:rFonts w:hint="eastAsia"/>
-                <w:u w:val="single"/>
-              </w:rPr>
-              <w:t xml:space="preserve">    </w:t>
-            </w:r>
-            <w:r>
-              <w:rPr>
-                <w:rFonts w:hint="eastAsia"/>
-              </w:rPr>
-              <w:t>年龄</w:t>
-            </w:r>
-            <w:r>
-              <w:rPr>
-                <w:rFonts w:hint="eastAsia"/>
-                <w:u w:val="single"/>
-              </w:rPr>
-              <w:t xml:space="preserve">    </w:t>
-            </w:r>
-            <w:r>
-              <w:rPr>
-                <w:rFonts w:hint="eastAsia"/>
-              </w:rPr>
-              <w:t>出生日期</w:t>
-            </w:r>
-            <w:r>
-              <w:rPr>
-                <w:rFonts w:hint="eastAsia"/>
-                <w:u w:val="single"/>
-              </w:rPr>
-              <w:t xml:space="preserve">                 </w:t>
-            </w:r>
-            <w:r>
-              <w:rPr>
-                <w:rFonts w:hint="eastAsia"/>
-              </w:rPr>
-              <w:t xml:space="preserve">   </w:t>
-            </w:r>
-          </w:p>
-          <w:p>
-            <w:pPr>
-              <w:pStyle w:val="Normal"/>
-              <w:spacing w:lineRule="exact" w:line="400"/>
-              <w:rPr>
-                <w:rFonts w:hint="eastAsia"/>
-              </w:rPr>
-            </w:pPr>
-            <w:r>
-              <w:rPr>
-                <w:rFonts w:hint="eastAsia"/>
-              </w:rPr>
-              <w:t>身份证件种类及号码</w:t>
-            </w:r>
-            <w:r>
-              <w:rPr>
-                <w:rFonts w:hint="eastAsia"/>
-                <w:u w:val="single"/>
-              </w:rPr>
-              <w:t xml:space="preserve">                  </w:t>
-            </w:r>
-            <w:r>
-              <w:rPr>
-                <w:rFonts w:hint="eastAsia"/>
-              </w:rPr>
-              <w:t>工作单位</w:t>
-            </w:r>
-            <w:r>
-              <w:rPr>
-                <w:rFonts w:hint="eastAsia"/>
-                <w:u w:val="single"/>
-              </w:rPr>
-              <w:t xml:space="preserve">                                                   </w:t>
-            </w:r>
-            <w:r>
-              <w:rPr>
-                <w:rFonts w:hint="eastAsia"/>
-              </w:rPr>
-              <w:t xml:space="preserve">   </w:t>
-            </w:r>
-          </w:p>
-          <w:p>
-            <w:pPr>
-              <w:pStyle w:val="Normal"/>
-              <w:spacing w:lineRule="exact" w:line="400"/>
-              <w:rPr>
-                <w:rFonts w:hint="eastAsia"/>
-                <w:u w:val="single"/>
-              </w:rPr>
-            </w:pPr>
-            <w:r>
-              <w:rPr>
-                <w:rFonts w:hint="eastAsia"/>
-              </w:rPr>
-              <w:t>现住址</w:t>
-            </w:r>
-            <w:r>
-              <w:rPr>
-                <w:rFonts w:hint="eastAsia"/>
-                <w:u w:val="single"/>
-              </w:rPr>
-              <w:t xml:space="preserve">                      </w:t>
-            </w:r>
-            <w:r>
-              <w:rPr>
-                <w:rFonts w:hint="eastAsia"/>
-              </w:rPr>
-              <w:t>户籍所在地</w:t>
-            </w:r>
-            <w:r>
-              <w:rPr>
-                <w:rFonts w:hint="eastAsia"/>
-                <w:u w:val="single"/>
-              </w:rPr>
-              <w:t xml:space="preserve">                       </w:t>
-            </w:r>
-          </w:p>
-          <w:p>
-            <w:pPr>
-              <w:pStyle w:val="Normal"/>
-              <w:spacing w:lineRule="exact" w:line="400"/>
-              <w:rPr>
-                <w:rFonts w:hint="eastAsia"/>
-              </w:rPr>
-            </w:pPr>
-            <w:r>
-              <w:rPr>
-                <w:rFonts w:hint="eastAsia"/>
-              </w:rPr>
-              <w:t xml:space="preserve">     </w:t>
-            </w:r>
-            <w:r>
-              <w:rPr>
-                <w:rFonts w:hint="eastAsia"/>
-              </w:rPr>
-              <w:t xml:space="preserve">现查明 </w:t>
-            </w:r>
-            <w:r>
-              <w:rPr>
-                <w:rFonts w:hint="eastAsia"/>
-                <w:u w:val="single"/>
-              </w:rPr>
-              <w:t xml:space="preserve">                                                                 </w:t>
-            </w:r>
-            <w:r>
-              <w:rPr>
-                <w:rFonts w:hint="eastAsia"/>
-              </w:rPr>
-              <w:t xml:space="preserve">    </w:t>
-            </w:r>
-          </w:p>
-          <w:p>
-            <w:pPr>
-              <w:pStyle w:val="Normal"/>
-              <w:spacing w:lineRule="exact" w:line="400"/>
-              <w:rPr>
-                <w:rFonts w:hint="eastAsia"/>
-                <w:u w:val="single"/>
-              </w:rPr>
-            </w:pPr>
-            <w:r>
-              <w:rPr>
-                <w:u w:val="single"/>
-              </w:rPr>
-              <w:t xml:space="preserve">                    </w:t>
-            </w:r>
-            <w:r>
-              <w:rPr>
-                <w:rFonts w:hint="eastAsia"/>
-                <w:u w:val="single"/>
-              </w:rPr>
-              <w:t xml:space="preserve">                              </w:t>
-            </w:r>
-            <w:r>
-              <w:rPr>
-                <w:u w:val="single"/>
-              </w:rPr>
-              <w:t xml:space="preserve">   </w:t>
-            </w:r>
-            <w:r>
-              <w:rPr>
-                <w:rFonts w:hint="eastAsia"/>
-                <w:u w:val="single"/>
-              </w:rPr>
-              <w:t xml:space="preserve">        </w:t>
-            </w:r>
-          </w:p>
-          <w:p>
-            <w:pPr>
-              <w:pStyle w:val="Normal"/>
-              <w:spacing w:lineRule="exact" w:line="400"/>
-              <w:rPr>
-                <w:rFonts w:hint="eastAsia"/>
-              </w:rPr>
-            </w:pPr>
-            <w:r>
-              <w:rPr>
-                <w:rFonts w:hint="eastAsia"/>
-                <w:u w:val="single"/>
-              </w:rPr>
-              <w:t xml:space="preserve">                                                           </w:t>
-            </w:r>
-            <w:r>
-              <w:rPr>
-                <w:rFonts w:hint="eastAsia"/>
-              </w:rPr>
-              <w:t xml:space="preserve">， </w:t>
-            </w:r>
-          </w:p>
-          <w:p>
-            <w:pPr>
-              <w:pStyle w:val="Normal"/>
-              <w:spacing w:lineRule="exact" w:line="400"/>
-              <w:rPr>
-                <w:rFonts w:hint="eastAsia"/>
-                <w:u w:val="single"/>
-              </w:rPr>
-            </w:pPr>
-            <w:r>
-              <w:rPr>
-                <w:rFonts w:hint="eastAsia"/>
-              </w:rPr>
-              <w:t>以上事实有</w:t>
-            </w:r>
-            <w:r>
-              <w:rPr>
-                <w:rFonts w:hint="eastAsia"/>
-                <w:u w:val="single"/>
-              </w:rPr>
-              <w:t xml:space="preserve">          </w:t>
-            </w:r>
-            <w:r>
-              <w:rPr>
-                <w:u w:val="single"/>
-              </w:rPr>
-              <w:t xml:space="preserve">                     </w:t>
-            </w:r>
-            <w:r>
-              <w:rPr>
-                <w:rFonts w:hint="eastAsia"/>
-                <w:u w:val="single"/>
-              </w:rPr>
-              <w:t xml:space="preserve">                         </w:t>
-            </w:r>
-            <w:r>
-              <w:rPr>
-                <w:u w:val="single"/>
-              </w:rPr>
-              <w:t xml:space="preserve">    </w:t>
-            </w:r>
-          </w:p>
-          <w:p>
-            <w:pPr>
-              <w:pStyle w:val="Normal"/>
-              <w:spacing w:lineRule="exact" w:line="400"/>
-              <w:rPr>
-                <w:rFonts w:hint="eastAsia"/>
-              </w:rPr>
-            </w:pPr>
-            <w:r>
-              <w:rPr>
-                <w:rFonts w:hint="eastAsia"/>
-                <w:u w:val="single"/>
-              </w:rPr>
-              <w:t xml:space="preserve">                                           </w:t>
-            </w:r>
-            <w:r>
-              <w:rPr>
-                <w:rFonts w:hint="eastAsia"/>
-              </w:rPr>
-              <w:t>等证据证实。</w:t>
-            </w:r>
-          </w:p>
-          <w:p>
-            <w:pPr>
-              <w:pStyle w:val="Normal"/>
-              <w:spacing w:lineRule="exact" w:line="400"/>
-              <w:ind w:firstLineChars="200" w:startChars="0" w:start="0" w:endChars="0" w:end="0"/>
-              <w:rPr>
-                <w:rFonts w:hint="eastAsia"/>
-              </w:rPr>
-            </w:pPr>
-            <w:r>
-              <w:rPr>
-                <w:rFonts w:hint="eastAsia"/>
-              </w:rPr>
-              <w:t>根据</w:t>
-            </w:r>
-          </w:p>
-          <w:p>
-            <w:pPr>
-              <w:pStyle w:val="Normal"/>
-              <w:spacing w:lineRule="exact" w:line="400"/>
-              <w:ind w:firstLineChars="298" w:startChars="0" w:start="0" w:endChars="0" w:end="0"/>
-              <w:rPr>
-                <w:rFonts w:hint="eastAsia"/>
-              </w:rPr>
-            </w:pPr>
-            <w:r>
-              <w:rPr>
-                <w:rFonts w:hint="eastAsia"/>
-              </w:rPr>
-              <w:t>□</w:t>
-            </w:r>
-            <w:r>
-              <w:rPr>
-                <w:rFonts w:hint="eastAsia"/>
-              </w:rPr>
-              <w:t>《中华人民共和国禁毒法》第三十八条第</w:t>
-            </w:r>
-            <w:r>
-              <w:rPr>
-                <w:rFonts w:hint="eastAsia"/>
-                <w:u w:val="single"/>
-              </w:rPr>
-              <w:t xml:space="preserve">   　</w:t>
-            </w:r>
-            <w:r>
-              <w:rPr>
-                <w:rFonts w:hint="eastAsia"/>
-              </w:rPr>
-              <w:t>款第</w:t>
-            </w:r>
-            <w:r>
-              <w:rPr>
-                <w:rFonts w:hint="eastAsia"/>
-                <w:u w:val="single"/>
-              </w:rPr>
-              <w:t xml:space="preserve">　   </w:t>
-            </w:r>
-            <w:r>
-              <w:rPr>
-                <w:rFonts w:hint="eastAsia"/>
-              </w:rPr>
-              <w:t>项、第四十七条第一款之规定，决定对违法行为人强制隔离戒毒二年（自</w:t>
-            </w:r>
-          </w:p>
-          <w:p>
-            <w:pPr>
-              <w:pStyle w:val="Normal"/>
-              <w:spacing w:lineRule="exact" w:line="400"/>
-              <w:rPr>
-                <w:rFonts w:hint="eastAsia"/>
-              </w:rPr>
-            </w:pPr>
-            <w:r>
-              <w:rPr>
-                <w:rFonts w:hint="eastAsia"/>
-                <w:u w:val="single"/>
-              </w:rPr>
-              <w:t xml:space="preserve">    </w:t>
-            </w:r>
-            <w:r>
-              <w:rPr>
-                <w:rFonts w:hint="eastAsia"/>
-              </w:rPr>
-              <w:t>年</w:t>
-            </w:r>
-            <w:r>
-              <w:rPr>
-                <w:rFonts w:hint="eastAsia"/>
-                <w:u w:val="single"/>
-              </w:rPr>
-              <w:t xml:space="preserve">   </w:t>
-            </w:r>
-            <w:r>
-              <w:rPr>
-                <w:rFonts w:hint="eastAsia"/>
-              </w:rPr>
-              <w:t>月</w:t>
-            </w:r>
-            <w:r>
-              <w:rPr>
-                <w:rFonts w:hint="eastAsia"/>
-                <w:u w:val="single"/>
-              </w:rPr>
-              <w:t xml:space="preserve">   </w:t>
-            </w:r>
-            <w:r>
-              <w:rPr>
-                <w:rFonts w:hint="eastAsia"/>
-              </w:rPr>
-              <w:t>日至</w:t>
-            </w:r>
-            <w:r>
-              <w:rPr>
-                <w:rFonts w:hint="eastAsia"/>
-                <w:u w:val="single"/>
-              </w:rPr>
-              <w:t xml:space="preserve">    </w:t>
-            </w:r>
-            <w:r>
-              <w:rPr>
-                <w:rFonts w:hint="eastAsia"/>
-              </w:rPr>
-              <w:t>年</w:t>
-            </w:r>
-            <w:r>
-              <w:rPr>
-                <w:rFonts w:hint="eastAsia"/>
-                <w:u w:val="single"/>
-              </w:rPr>
-              <w:t xml:space="preserve">   </w:t>
-            </w:r>
-            <w:r>
-              <w:rPr>
-                <w:rFonts w:hint="eastAsia"/>
-              </w:rPr>
-              <w:t>月</w:t>
-            </w:r>
-            <w:r>
-              <w:rPr>
-                <w:rFonts w:hint="eastAsia"/>
-                <w:u w:val="single"/>
-              </w:rPr>
-              <w:t xml:space="preserve">   </w:t>
-            </w:r>
-            <w:r>
-              <w:rPr>
-                <w:rFonts w:hint="eastAsia"/>
-              </w:rPr>
-              <w:t>日）。</w:t>
-            </w:r>
-          </w:p>
-          <w:p>
-            <w:pPr>
-              <w:pStyle w:val="Normal"/>
-              <w:spacing w:lineRule="exact" w:line="400"/>
-              <w:ind w:firstLineChars="298" w:startChars="0" w:start="0" w:endChars="0" w:end="0"/>
-              <w:rPr>
-                <w:rFonts w:hint="eastAsia"/>
-              </w:rPr>
-            </w:pPr>
-            <w:r>
-              <w:rPr>
-                <w:rFonts w:hint="eastAsia"/>
-              </w:rPr>
-              <w:t>□</w:t>
-            </w:r>
-            <w:r>
-              <w:rPr>
-                <w:rFonts w:hint="eastAsia"/>
-              </w:rPr>
-              <w:t>《中华人民共和国禁毒法》第四十七条第三款之规定，决定对违法行为人延长强制隔离戒毒</w:t>
-            </w:r>
-            <w:r>
-              <w:rPr>
-                <w:rFonts w:hint="eastAsia"/>
-                <w:u w:val="single"/>
-              </w:rPr>
-              <w:t xml:space="preserve">        </w:t>
-            </w:r>
-            <w:r>
-              <w:rPr>
-                <w:rFonts w:hint="eastAsia"/>
-              </w:rPr>
-              <w:t>（自</w:t>
-            </w:r>
-            <w:r>
-              <w:rPr>
-                <w:rFonts w:hint="eastAsia"/>
-                <w:u w:val="single"/>
-              </w:rPr>
-              <w:t xml:space="preserve">    </w:t>
-            </w:r>
-            <w:r>
-              <w:rPr>
-                <w:rFonts w:hint="eastAsia"/>
-              </w:rPr>
-              <w:t>年</w:t>
-            </w:r>
-            <w:r>
-              <w:rPr>
-                <w:rFonts w:hint="eastAsia"/>
-                <w:u w:val="single"/>
-              </w:rPr>
-              <w:t xml:space="preserve">   </w:t>
-            </w:r>
-            <w:r>
-              <w:rPr>
-                <w:rFonts w:hint="eastAsia"/>
-              </w:rPr>
-              <w:t>月</w:t>
-            </w:r>
-            <w:r>
-              <w:rPr>
-                <w:rFonts w:hint="eastAsia"/>
-                <w:u w:val="single"/>
-              </w:rPr>
-              <w:t xml:space="preserve">   </w:t>
-            </w:r>
-            <w:r>
-              <w:rPr>
-                <w:rFonts w:hint="eastAsia"/>
-              </w:rPr>
-              <w:t>日至</w:t>
-            </w:r>
-            <w:r>
-              <w:rPr>
-                <w:rFonts w:hint="eastAsia"/>
-                <w:u w:val="single"/>
-              </w:rPr>
-              <w:t xml:space="preserve">    </w:t>
-            </w:r>
-            <w:r>
-              <w:rPr>
-                <w:rFonts w:hint="eastAsia"/>
-              </w:rPr>
-              <w:t>年</w:t>
-            </w:r>
-          </w:p>
-          <w:p>
-            <w:pPr>
-              <w:pStyle w:val="Normal"/>
-              <w:spacing w:lineRule="exact" w:line="400"/>
-              <w:rPr>
-                <w:rFonts w:hint="eastAsia"/>
-              </w:rPr>
-            </w:pPr>
-            <w:r>
-              <w:rPr>
-                <w:rFonts w:hint="eastAsia"/>
-                <w:u w:val="single"/>
-              </w:rPr>
-              <w:t xml:space="preserve">   </w:t>
-            </w:r>
-            <w:r>
-              <w:rPr>
-                <w:rFonts w:hint="eastAsia"/>
-              </w:rPr>
-              <w:t>月</w:t>
-            </w:r>
-            <w:r>
-              <w:rPr>
-                <w:rFonts w:hint="eastAsia"/>
-                <w:u w:val="single"/>
-              </w:rPr>
-              <w:t xml:space="preserve">   </w:t>
-            </w:r>
-            <w:r>
-              <w:rPr>
-                <w:rFonts w:hint="eastAsia"/>
-              </w:rPr>
-              <w:t>日）。</w:t>
-            </w:r>
-          </w:p>
-          <w:p>
-            <w:pPr>
-              <w:pStyle w:val="Normal"/>
-              <w:spacing w:lineRule="exact" w:line="400"/>
-              <w:ind w:firstLineChars="200" w:startChars="0" w:start="0" w:endChars="0" w:end="0"/>
-              <w:rPr>
-                <w:rFonts w:hint="eastAsia"/>
-              </w:rPr>
-            </w:pPr>
-            <w:r>
-              <w:rPr>
-                <w:rFonts w:hint="eastAsia"/>
-              </w:rPr>
-              <w:t>如不服本决定，可以在接到本决定书之日起六十日内向</w:t>
-            </w:r>
-            <w:r>
-              <w:rPr>
-                <w:rFonts w:hint="eastAsia"/>
-                <w:u w:val="single"/>
-              </w:rPr>
-              <w:t xml:space="preserve">          </w:t>
-            </w:r>
-          </w:p>
-          <w:p>
-            <w:pPr>
-              <w:pStyle w:val="Normal"/>
-              <w:spacing w:lineRule="exact" w:line="400"/>
-              <w:rPr>
-                <w:rFonts w:hint="eastAsia"/>
-              </w:rPr>
-            </w:pPr>
-            <w:r>
-              <w:rPr>
-                <w:rFonts w:hint="eastAsia"/>
-                <w:u w:val="single"/>
-              </w:rPr>
-              <w:t xml:space="preserve">                             </w:t>
-            </w:r>
-            <w:r>
-              <w:rPr>
-                <w:rFonts w:hint="eastAsia"/>
-              </w:rPr>
-              <w:t>申请行政复议或者在三个月内依法向</w:t>
-            </w:r>
-          </w:p>
-          <w:p>
-            <w:pPr>
-              <w:pStyle w:val="Normal"/>
-              <w:spacing w:lineRule="exact" w:line="400"/>
-              <w:rPr>
-                <w:rFonts w:hint="eastAsia"/>
-              </w:rPr>
-            </w:pPr>
-            <w:r>
-              <w:rPr>
-                <w:rFonts w:hint="eastAsia"/>
-                <w:u w:val="single"/>
-              </w:rPr>
-              <w:t>　　                           　　</w:t>
-            </w:r>
-            <w:r>
-              <w:rPr>
-                <w:rFonts w:hint="eastAsia"/>
-              </w:rPr>
-              <w:t>人民法院提起行政诉讼。</w:t>
-            </w:r>
-          </w:p>
-          <w:p>
-            <w:pPr>
-              <w:pStyle w:val="Normal"/>
-              <w:spacing w:lineRule="exact" w:line="400"/>
-              <w:ind w:firstLineChars="200" w:startChars="0" w:start="0" w:endChars="0" w:end="0"/>
-              <w:rPr>
-                <w:rFonts w:hint="eastAsia"/>
-                <w:u w:val="single"/>
-              </w:rPr>
-            </w:pPr>
-            <w:r>
-              <w:rPr>
-                <w:rFonts w:hint="eastAsia"/>
-              </w:rPr>
-              <w:t>强制隔离戒毒所名称及地址</w:t>
-            </w:r>
-            <w:r>
-              <w:rPr>
-                <w:rFonts w:hint="eastAsia"/>
-                <w:u w:val="single"/>
-              </w:rPr>
-              <w:t xml:space="preserve">                                  </w:t>
-            </w:r>
-            <w:r>
-              <w:rPr>
-                <w:rFonts w:hint="eastAsia"/>
-              </w:rPr>
-              <w:t xml:space="preserve">          </w:t>
-            </w:r>
-          </w:p>
-          <w:p>
-            <w:pPr>
-              <w:pStyle w:val="Normal"/>
-              <w:spacing w:lineRule="exact" w:line="400"/>
-              <w:rPr>
-                <w:rFonts w:hint="eastAsia"/>
-              </w:rPr>
-            </w:pPr>
-            <w:r>
-              <w:rPr>
-                <w:rFonts w:hint="eastAsia"/>
-              </w:rPr>
-              <w:t xml:space="preserve">                                        </w:t>
-            </w:r>
-          </w:p>
-          <w:p>
-            <w:pPr>
-              <w:pStyle w:val="Normal"/>
-              <w:spacing w:lineRule="exact" w:line="400"/>
-              <w:ind w:firstLineChars="1941" w:startChars="0" w:start="0" w:endChars="0" w:end="0"/>
-              <w:rPr>
-                <w:rFonts w:hint="eastAsia"/>
-              </w:rPr>
-            </w:pPr>
-            <w:r>
-              <w:rPr>
-                <w:rFonts w:hint="eastAsia"/>
-              </w:rPr>
-              <w:t xml:space="preserve">公安机关（印）       </w:t>
-            </w:r>
-          </w:p>
-          <w:p>
-            <w:pPr>
-              <w:pStyle w:val="Normal"/>
-              <w:spacing w:lineRule="exact" w:line="400"/>
-              <w:ind w:firstLineChars="2035" w:startChars="0" w:start="0" w:endChars="0" w:end="0"/>
-              <w:rPr>
-                <w:rFonts w:hint="eastAsia"/>
-              </w:rPr>
-            </w:pPr>
-            <w:r>
-              <w:rPr>
-                <w:rFonts w:hint="eastAsia"/>
-              </w:rPr>
-              <w:t>年  月  日</w:t>
-            </w:r>
-          </w:p>
-          <w:p>
-            <w:pPr>
-              <w:pStyle w:val="Normal"/>
-              <w:spacing w:lineRule="exact" w:line="400"/>
-              <w:rPr>
-                <w:rFonts w:hint="eastAsia"/>
-              </w:rPr>
-            </w:pPr>
-            <w:r>
-              <w:rPr>
-                <w:rFonts w:hint="eastAsia"/>
-              </w:rPr>
-              <w:t xml:space="preserve">被强制隔离戒毒人                  接收人员   </w:t>
-            </w:r>
-          </w:p>
-          <w:p>
-            <w:pPr>
-              <w:pStyle w:val="Normal"/>
-              <w:spacing w:lineRule="exact" w:line="400"/>
-              <w:ind w:firstLineChars="837" w:startChars="0" w:start="0" w:endChars="0" w:end="0"/>
-              <w:rPr>
-                <w:rFonts w:hint="eastAsia"/>
-              </w:rPr>
-            </w:pPr>
-            <w:r>
-              <w:rPr>
-                <w:rFonts w:hint="eastAsia"/>
-              </w:rPr>
-              <w:t xml:space="preserve">年  月  日      接收单位（印）   </w:t>
-            </w:r>
-          </w:p>
-          <w:p>
-            <w:pPr>
-              <w:pStyle w:val="Normal"/>
-              <w:spacing w:lineRule="exact" w:line="400"/>
-              <w:rPr>
-                <w:rFonts w:hint="eastAsia"/>
-              </w:rPr>
-            </w:pPr>
-            <w:r>
-              <w:rPr>
-                <w:rFonts w:hint="eastAsia"/>
-              </w:rPr>
-              <w:t xml:space="preserve">                                          </w:t>
-            </w:r>
-            <w:r>
-              <w:rPr>
-                <w:rFonts w:hint="eastAsia"/>
-              </w:rPr>
-              <w:t>年  月  日</w:t>
-            </w:r>
-          </w:p>
-        </w:tc>
-      </w:tr>
-    </w:tbl>
     <w:p>
-      <w:pPr>
-        <w:pStyle w:val="Normal"/>
-        <w:spacing w:lineRule="exact" w:line="440"/>
-        <w:ind w:firstLineChars="200" w:startChars="0" w:start="0" w:endChars="0" w:end="0"/>
-        <w:rPr>
-          <w:rFonts w:hint="eastAsia"/>
-          <w:sz w:val="28"/>
-          <w:szCs w:val="28"/>
-        </w:rPr>
-      </w:pPr>
       <w:r>
         <w:rPr>
-          <w:rFonts w:hint="eastAsia"/>
-          <w:sz w:val="28"/>
-          <w:szCs w:val="28"/>
+          <w:rFonts w:ascii="宋体" w:hAnsi="宋体" w:eastAsia="宋体"/>
         </w:rPr>
-        <w:t>一式三份，被强制隔离戒毒人、强制隔离戒毒所各一份，一份附卷。将决定书复印件送达被强制隔离戒毒人员家属、所在单位和户籍所在地公安派出所。</w:t>
+        <w:t>— 56 —</w:t>
       </w:r>
     </w:p>
     <w:p>
-      <w:pPr>
-        <w:pStyle w:val="Normal"/>
-        <w:spacing w:lineRule="exact" w:line="440"/>
-        <w:rPr>
-          <w:rFonts w:ascii="黑体" w:hAnsi="黑体" w:eastAsia="黑体" w:hint="eastAsia"/>
-        </w:rPr>
-      </w:pPr>
       <w:r>
         <w:rPr>
-          <w:rFonts w:ascii="黑体" w:hAnsi="黑体" w:hint="eastAsia" w:eastAsia="黑体"/>
+          <w:rFonts w:ascii="宋体" w:hAnsi="宋体" w:eastAsia="宋体"/>
         </w:rPr>
-        <w:t>　</w:t>
+        <w:t>式样二十四</w:t>
       </w:r>
     </w:p>
+    <w:p>
+      <w:r>
+        <w:rPr>
+          <w:rFonts w:ascii="宋体" w:hAnsi="宋体" w:eastAsia="宋体"/>
+        </w:rPr>
+        <w:t>（此处印制公安机关名称）</w:t>
+      </w:r>
+    </w:p>
+    <w:p>
+      <w:r>
+        <w:rPr>
+          <w:rFonts w:ascii="宋体" w:hAnsi="宋体" w:eastAsia="宋体"/>
+        </w:rPr>
+        <w:t>强制隔离戒毒/延长强制隔离戒毒决定书</w:t>
+      </w:r>
+    </w:p>
+    <w:p>
+      <w:r>
+        <w:rPr>
+          <w:rFonts w:ascii="宋体" w:hAnsi="宋体" w:eastAsia="宋体"/>
+        </w:rPr>
+        <w:t>X 公（ ）强戒决字〔 〕 号</w:t>
+      </w:r>
+    </w:p>
+    <w:p>
+      <w:r>
+        <w:rPr>
+          <w:rFonts w:ascii="宋体" w:hAnsi="宋体" w:eastAsia="宋体"/>
+        </w:rPr>
+        <w:t>违法行为人 性别 年龄 出生日期</w:t>
+      </w:r>
+    </w:p>
+    <w:p>
+      <w:r>
+        <w:rPr>
+          <w:rFonts w:ascii="宋体" w:hAnsi="宋体" w:eastAsia="宋体"/>
+        </w:rPr>
+        <w:t>身份证件种类及号码 工作单位</w:t>
+      </w:r>
+    </w:p>
+    <w:p>
+      <w:r>
+        <w:rPr>
+          <w:rFonts w:ascii="宋体" w:hAnsi="宋体" w:eastAsia="宋体"/>
+        </w:rPr>
+        <w:t>现住址 户籍所在地</w:t>
+      </w:r>
+    </w:p>
+    <w:p>
+      <w:r>
+        <w:rPr>
+          <w:rFonts w:ascii="宋体" w:hAnsi="宋体" w:eastAsia="宋体"/>
+        </w:rPr>
+        <w:t>现查明</w:t>
+      </w:r>
+    </w:p>
+    <w:p>
+      <w:r>
+        <w:rPr>
+          <w:rFonts w:ascii="宋体" w:hAnsi="宋体" w:eastAsia="宋体"/>
+        </w:rPr>
+        <w:t>，</w:t>
+      </w:r>
+    </w:p>
+    <w:p>
+      <w:r>
+        <w:rPr>
+          <w:rFonts w:ascii="宋体" w:hAnsi="宋体" w:eastAsia="宋体"/>
+        </w:rPr>
+        <w:t>以上事实有</w:t>
+      </w:r>
+    </w:p>
+    <w:p>
+      <w:r>
+        <w:rPr>
+          <w:rFonts w:ascii="宋体" w:hAnsi="宋体" w:eastAsia="宋体"/>
+        </w:rPr>
+        <w:t>等证据证实。</w:t>
+      </w:r>
+    </w:p>
+    <w:p>
+      <w:r>
+        <w:rPr>
+          <w:rFonts w:ascii="宋体" w:hAnsi="宋体" w:eastAsia="宋体"/>
+        </w:rPr>
+        <w:t>根据</w:t>
+      </w:r>
+    </w:p>
+    <w:p>
+      <w:r>
+        <w:rPr>
+          <w:rFonts w:ascii="宋体" w:hAnsi="宋体" w:eastAsia="宋体"/>
+        </w:rPr>
+        <w:t>□《中华人民共和国禁毒法》第三十八条第 款第 项、第</w:t>
+      </w:r>
+    </w:p>
+    <w:p>
+      <w:r>
+        <w:rPr>
+          <w:rFonts w:ascii="宋体" w:hAnsi="宋体" w:eastAsia="宋体"/>
+        </w:rPr>
+        <w:t>四十七条第一款之规定，决定对违法行为人强制隔离戒毒二年（自</w:t>
+      </w:r>
+    </w:p>
+    <w:p>
+      <w:r>
+        <w:rPr>
+          <w:rFonts w:ascii="宋体" w:hAnsi="宋体" w:eastAsia="宋体"/>
+        </w:rPr>
+        <w:t>年 月 日至 年 月 日）。</w:t>
+      </w:r>
+    </w:p>
+    <w:p>
+      <w:r>
+        <w:rPr>
+          <w:rFonts w:ascii="宋体" w:hAnsi="宋体" w:eastAsia="宋体"/>
+        </w:rPr>
+        <w:t>□《中华人民共和国禁毒法》第四十七条第三款之规定，决定对违</w:t>
+      </w:r>
+    </w:p>
+    <w:p>
+      <w:r>
+        <w:rPr>
+          <w:rFonts w:ascii="宋体" w:hAnsi="宋体" w:eastAsia="宋体"/>
+        </w:rPr>
+        <w:t>法行为人延长强制隔离戒毒 （自 年 月 日至 年</w:t>
+      </w:r>
+    </w:p>
+    <w:p>
+      <w:r>
+        <w:rPr>
+          <w:rFonts w:ascii="宋体" w:hAnsi="宋体" w:eastAsia="宋体"/>
+        </w:rPr>
+        <w:t>月 日）。</w:t>
+      </w:r>
+    </w:p>
+    <w:p>
+      <w:r>
+        <w:rPr>
+          <w:rFonts w:ascii="宋体" w:hAnsi="宋体" w:eastAsia="宋体"/>
+        </w:rPr>
+        <w:t>如不服本决定，可以在接到本决定书之日起六十日内向</w:t>
+      </w:r>
+    </w:p>
+    <w:p>
+      <w:r>
+        <w:rPr>
+          <w:rFonts w:ascii="宋体" w:hAnsi="宋体" w:eastAsia="宋体"/>
+        </w:rPr>
+        <w:t>申请行政复议或者在三个月内依法向</w:t>
+      </w:r>
+    </w:p>
+    <w:p>
+      <w:r>
+        <w:rPr>
+          <w:rFonts w:ascii="宋体" w:hAnsi="宋体" w:eastAsia="宋体"/>
+        </w:rPr>
+        <w:t>人民法院提起行政诉讼。</w:t>
+      </w:r>
+    </w:p>
+    <w:p>
+      <w:r>
+        <w:rPr>
+          <w:rFonts w:ascii="宋体" w:hAnsi="宋体" w:eastAsia="宋体"/>
+        </w:rPr>
+        <w:t>强制隔离戒毒所名称及地址</w:t>
+      </w:r>
+    </w:p>
+    <w:p>
+      <w:r>
+        <w:rPr>
+          <w:rFonts w:ascii="宋体" w:hAnsi="宋体" w:eastAsia="宋体"/>
+        </w:rPr>
+        <w:t>公安机关（印）</w:t>
+      </w:r>
+    </w:p>
+    <w:p>
+      <w:r>
+        <w:rPr>
+          <w:rFonts w:ascii="宋体" w:hAnsi="宋体" w:eastAsia="宋体"/>
+        </w:rPr>
+        <w:t>年 月 日</w:t>
+      </w:r>
+    </w:p>
+    <w:p>
+      <w:r>
+        <w:rPr>
+          <w:rFonts w:ascii="宋体" w:hAnsi="宋体" w:eastAsia="宋体"/>
+        </w:rPr>
+        <w:t>被强制隔离戒毒人 接收人员</w:t>
+      </w:r>
+    </w:p>
+    <w:p>
+      <w:r>
+        <w:rPr>
+          <w:rFonts w:ascii="宋体" w:hAnsi="宋体" w:eastAsia="宋体"/>
+        </w:rPr>
+        <w:t>年 月 日 接收单位（印）</w:t>
+      </w:r>
+    </w:p>
+    <w:p>
+      <w:r>
+        <w:rPr>
+          <w:rFonts w:ascii="宋体" w:hAnsi="宋体" w:eastAsia="宋体"/>
+        </w:rPr>
+        <w:t>年 月 日</w:t>
+      </w:r>
+    </w:p>
+    <w:p>
+      <w:r>
+        <w:rPr>
+          <w:rFonts w:ascii="宋体" w:hAnsi="宋体" w:eastAsia="宋体"/>
+        </w:rPr>
+        <w:t>一式三份，被强制隔离戒毒人、强制隔离戒毒所各一份，一份附卷。将决定</w:t>
+      </w:r>
+    </w:p>
+    <w:p>
+      <w:r>
+        <w:rPr>
+          <w:rFonts w:ascii="宋体" w:hAnsi="宋体" w:eastAsia="宋体"/>
+        </w:rPr>
+        <w:t>书复印件送达被强制隔离戒毒人员家属、所在单位和户籍所在地公安派出所。</w:t>
+      </w:r>
+    </w:p>
+    <w:sectPr>
+      <w:pgSz w:w="12240" w:h="15840"/>
+      <w:pgMar w:top="1440" w:right="1800" w:bottom="1440" w:left="1800" w:header="720" w:footer="720" w:gutter="0"/>
+      <w:cols w:space="720"/>
+      <w:docGrid w:linePitch="360"/>
+    </w:sectPr>
   </w:body>
 </w:document>
 </file>
@@ -1294,6 +615,10 @@
     <w:name w:val="Normal"/>
     <w:qFormat/>
     <w:rsid w:val="00FC693F"/>
+    <w:rPr>
+      <w:rFonts w:ascii="宋体" w:hAnsi="宋体"/>
+      <w:sz w:val="22"/>
+    </w:rPr>
   </w:style>
   <w:style w:type="paragraph" w:styleId="Header">
     <w:name w:val="header"/>
